--- a/ove/public/docs/specs/ove75-ol-ksm.docx
+++ b/ove/public/docs/specs/ove75-ol-ksm.docx
@@ -92,7 +92,7 @@
           <w:color w:val="666666"/>
           <w:sz w:val="18"/>
         </w:rPr>
-        <w:t xml:space="preserve">Лот №3 · Электроэкстракция · участок: Обработка катодов · сформирован 01.09.2026</w:t>
+        <w:t xml:space="preserve">Лот №3 · Электроэкстракция · участок: Обработка катодов · сформирован 02.09.2026</w:t>
       </w:r>
     </w:p>
     <w:tbl>
@@ -133,7 +133,7 @@
                 <w:color w:val="8A6200"/>
                 <w:sz w:val="16"/>
               </w:rPr>
-              <w:t xml:space="preserve">Не является выпущенной документацией. Значения — из ИД/ТЗ Заказчика и решений БИ (equipment.json, bi_lot*.json); жёлтые поля «уточняется по ТКП» заполняет поставщик в составе технико-коммерческого предложения.</w:t>
+              <w:t xml:space="preserve">Не является выпущенной документацией. Значения — из исходных данных и технического задания Заказчика и решений Базового инжиниринга; поля с пометкой «уточняется по ТКП» заполняет поставщик в составе технико-коммерческого предложения.</w:t>
             </w:r>
           </w:p>
         </w:tc>
@@ -1375,7 +1375,7 @@
           <w:color w:val="8A6200"/>
           <w:sz w:val="17"/>
         </w:rPr>
-        <w:t xml:space="preserve">Жёлтым выделено «уточняется по ТКП» — заполняет поставщик; остальные значения — исходные требования Заказчика (ИД/ТЗ) и решения БИ КВАНТ.</w:t>
+        <w:t xml:space="preserve">Заливкой отмечены поля «уточняется по ТКП» — их заполняет поставщик; остальные значения — исходные требования Заказчика (исходные данные, техническое задание) и решения Базового инжиниринга.</w:t>
       </w:r>
     </w:p>
     <w:p>
@@ -1399,7 +1399,7 @@
         <w:rPr>
           <w:sz w:val="19"/>
         </w:rPr>
-        <w:t xml:space="preserve">— заполненный настоящий опросный лист (жёлтые поля) и опросный лист завода при наличии;</w:t>
+        <w:t xml:space="preserve">— заполненный настоящий опросный лист (поля «уточняется по ТКП») и опросный лист завода при наличии;</w:t>
       </w:r>
     </w:p>
     <w:p>
@@ -1444,7 +1444,7 @@
           <w:color w:val="666666"/>
           <w:sz w:val="16"/>
         </w:rPr>
-        <w:t xml:space="preserve">Источники данных: equipment.json (перечень по ИД/ТЗ) и bi_lot3.json (инженерные решения БИ); сборка — ove/tools/build_specs.py, 01.09.2026.</w:t>
+        <w:t xml:space="preserve">Источники данных: перечень оборудования по исходным данным и техническому заданию Заказчика; инженерные решения Базового инжиниринга по Лот №3 · Электроэкстракция.</w:t>
       </w:r>
     </w:p>
     <w:sectPr>
